--- a/docs/Вопросы для согласования.docx
+++ b/docs/Вопросы для согласования.docx
@@ -16,7 +16,7 @@
           <w:i/>
           <w:color w:val="666666"/>
         </w:rPr>
-        <w:t>Приложение для записи на дополнительные занятия. Версия от 16.10.2026.</w:t>
+        <w:t>Приложение для записи на дополнительные занятия. Версия от 17.10.2026.</w:t>
       </w:r>
     </w:p>
     <w:p>
@@ -743,6 +743,56 @@
       </w:r>
       <w:r>
         <w:rPr>
+          <w:b/>
+        </w:rPr>
+        <w:t>Академические часы</w:t>
+      </w:r>
+      <w:r>
+        <w:rPr>
+          <w:b w:val="0"/>
+        </w:rPr>
+        <w:t xml:space="preserve"> (40 минут): как округлять? Например, занятие 20 минут — это 0,5 ак. ч. или округлять до целого? Округлять каждое занятие или только итог за период?</w:t>
+      </w:r>
+    </w:p>
+    <w:p>
+      <w:pPr>
+        <w:tabs>
+          <w:tab w:pos="510" w:val="left"/>
+        </w:tabs>
+        <w:spacing w:after="80"/>
+        <w:ind w:left="510" w:hanging="340"/>
+      </w:pPr>
+      <w:r>
+        <w:t>6.</w:t>
+        <w:tab/>
+      </w:r>
+      <w:r>
+        <w:rPr>
+          <w:b/>
+        </w:rPr>
+        <w:t>Начальная школа</w:t>
+      </w:r>
+      <w:r>
+        <w:rPr>
+          <w:b w:val="0"/>
+        </w:rPr>
+        <w:t>: какое время у доп. занятий до 1-го урока («0-й урок»)? Должны ли уведомления о занятиях младших школьников приходить родителям вместо ребёнка? Может ли родитель сам записать ребёнка или отказаться от занятия за него?</w:t>
+      </w:r>
+    </w:p>
+    <w:p>
+      <w:pPr>
+        <w:tabs>
+          <w:tab w:pos="510" w:val="left"/>
+        </w:tabs>
+        <w:spacing w:after="80"/>
+        <w:ind w:left="510" w:hanging="340"/>
+      </w:pPr>
+      <w:r>
+        <w:t>7.</w:t>
+        <w:tab/>
+      </w:r>
+      <w:r>
+        <w:rPr>
           <w:b w:val="0"/>
         </w:rPr>
         <w:t>Нужны ли отчёты по четвертям и учёт периодов ОГЭ/ЕГЭ? Если да — где взять даты четвертей?</w:t>
@@ -757,7 +807,7 @@
         <w:ind w:left="510" w:hanging="340"/>
       </w:pPr>
       <w:r>
-        <w:t>6.</w:t>
+        <w:t>8.</w:t>
         <w:tab/>
       </w:r>
       <w:r>
@@ -788,7 +838,7 @@
         <w:ind w:left="510" w:hanging="340"/>
       </w:pPr>
       <w:r>
-        <w:t>7.</w:t>
+        <w:t>9.</w:t>
         <w:tab/>
       </w:r>
       <w:r>
